--- a/templates/bill_summary/template.docx
+++ b/templates/bill_summary/template.docx
@@ -4,166 +4,253 @@
   <w:body>
     <w:p>
       <w:pPr>
+        <w:spacing w:before="120" w:after="120"/>
+        <w:jc w:val="right"/>
+      </w:pPr>
+      <w:r>
+        <w:rPr>
+          <w:b/>
+        </w:rPr>
+        <w:t>Date: {{ letter_date | date_dmy }}</w:t>
+      </w:r>
+    </w:p>
+    <w:p>
+      <w:pPr>
+        <w:spacing w:after="40"/>
         <w:jc w:val="center"/>
       </w:pPr>
       <w:r>
         <w:rPr>
           <w:rFonts w:ascii="Times New Roman" w:hAnsi="Times New Roman"/>
           <w:b/>
-          <w:color w:val="1F3A5F"/>
           <w:sz w:val="26"/>
         </w:rPr>
-        <w:t>ACM SVNIT STUDENT CHAPTER</w:t>
-        <w:br/>
-        <w:t>BILL SUMMARY &amp; INDIVIDUAL REIMBURSEMENT SHEET</w:t>
+        <w:t>BILL SUMMARY</w:t>
       </w:r>
     </w:p>
     <w:p>
       <w:pPr>
-        <w:spacing w:before="160"/>
+        <w:spacing w:after="200"/>
+        <w:jc w:val="center"/>
       </w:pPr>
       <w:r>
         <w:rPr>
           <w:rFonts w:ascii="Times New Roman" w:hAnsi="Times New Roman"/>
           <w:b/>
-          <w:sz w:val="20"/>
+          <w:sz w:val="21"/>
         </w:rPr>
-        <w:t>Event: {{ event_title or '[TO BE FILLED]' }}</w:t>
-        <w:tab/>
-        <w:tab/>
-        <w:t>Date: {{ summary_date or '[TO BE FILLED]' }}</w:t>
-      </w:r>
-    </w:p>
-    <w:p>
-      <w:r>
-        <w:rPr>
-          <w:b/>
-        </w:rPr>
-        <w:t>Reimbursement / Prize Distribution Details:</w:t>
+        <w:t>Reimbursement for Cost incurred in {{ event_title }}</w:t>
       </w:r>
     </w:p>
     <w:tbl>
       <w:tblPr>
         <w:tblW w:type="auto" w:w="0"/>
         <w:jc w:val="center"/>
-        <w:tblLayout w:type="fixed"/>
         <w:tblLook w:firstColumn="1" w:firstRow="1" w:lastColumn="0" w:lastRow="0" w:noHBand="0" w:noVBand="1" w:val="04A0"/>
       </w:tblPr>
       <w:tblGrid>
-        <w:gridCol w:w="1987"/>
-        <w:gridCol w:w="1987"/>
-        <w:gridCol w:w="1987"/>
-        <w:gridCol w:w="1987"/>
-        <w:gridCol w:w="1987"/>
+        <w:gridCol w:w="720"/>
+        <w:gridCol w:w="2160"/>
+        <w:gridCol w:w="2160"/>
+        <w:gridCol w:w="1728"/>
+        <w:gridCol w:w="1152"/>
+        <w:gridCol w:w="1008"/>
+        <w:gridCol w:w="1152"/>
       </w:tblGrid>
       <w:tr>
         <w:tc>
           <w:tcPr>
-            <w:tcW w:type="dxa" w:w="1987"/>
-            <w:shd w:fill="EAECEE"/>
+            <w:tcW w:type="dxa" w:w="1461"/>
+            <w:shd w:fill="EAEAEA"/>
             <w:tcMar>
-              <w:top w:w="100" w:type="dxa"/>
-              <w:bottom w:w="100" w:type="dxa"/>
-              <w:left w:w="150" w:type="dxa"/>
-              <w:right w:w="150" w:type="dxa"/>
+              <w:top w:w="40" w:type="dxa"/>
+              <w:bottom w:w="40" w:type="dxa"/>
+              <w:left w:w="60" w:type="dxa"/>
+              <w:right w:w="60" w:type="dxa"/>
             </w:tcMar>
+            <w:tcBorders>
+              <w:top w:val="single" w:sz="4" w:space="0" w:color="888888"/>
+              <w:left w:val="single" w:sz="4" w:space="0" w:color="888888"/>
+              <w:bottom w:val="single" w:sz="4" w:space="0" w:color="888888"/>
+              <w:right w:val="single" w:sz="4" w:space="0" w:color="888888"/>
+            </w:tcBorders>
           </w:tcPr>
           <w:p>
             <w:r>
               <w:rPr>
                 <w:rFonts w:ascii="Times New Roman" w:hAnsi="Times New Roman"/>
                 <w:b/>
-                <w:sz w:val="18"/>
+                <w:sz w:val="17"/>
               </w:rPr>
-              <w:t>Sr No</w:t>
+              <w:t>Sr. No.</w:t>
             </w:r>
           </w:p>
         </w:tc>
         <w:tc>
           <w:tcPr>
-            <w:tcW w:type="dxa" w:w="1987"/>
-            <w:shd w:fill="EAECEE"/>
+            <w:tcW w:type="dxa" w:w="1461"/>
+            <w:shd w:fill="EAEAEA"/>
             <w:tcMar>
-              <w:top w:w="100" w:type="dxa"/>
-              <w:bottom w:w="100" w:type="dxa"/>
-              <w:left w:w="150" w:type="dxa"/>
-              <w:right w:w="150" w:type="dxa"/>
+              <w:top w:w="40" w:type="dxa"/>
+              <w:bottom w:w="40" w:type="dxa"/>
+              <w:left w:w="60" w:type="dxa"/>
+              <w:right w:w="60" w:type="dxa"/>
             </w:tcMar>
+            <w:tcBorders>
+              <w:top w:val="single" w:sz="4" w:space="0" w:color="888888"/>
+              <w:left w:val="single" w:sz="4" w:space="0" w:color="888888"/>
+              <w:bottom w:val="single" w:sz="4" w:space="0" w:color="888888"/>
+              <w:right w:val="single" w:sz="4" w:space="0" w:color="888888"/>
+            </w:tcBorders>
           </w:tcPr>
           <w:p>
             <w:r>
               <w:rPr>
                 <w:rFonts w:ascii="Times New Roman" w:hAnsi="Times New Roman"/>
                 <w:b/>
-                <w:sz w:val="18"/>
+                <w:sz w:val="17"/>
               </w:rPr>
-              <w:t>Team / Payee Name</w:t>
+              <w:t>Name</w:t>
             </w:r>
           </w:p>
         </w:tc>
         <w:tc>
           <w:tcPr>
-            <w:tcW w:type="dxa" w:w="1987"/>
-            <w:shd w:fill="EAECEE"/>
+            <w:tcW w:type="dxa" w:w="1461"/>
+            <w:shd w:fill="EAEAEA"/>
             <w:tcMar>
-              <w:top w:w="100" w:type="dxa"/>
-              <w:bottom w:w="100" w:type="dxa"/>
-              <w:left w:w="150" w:type="dxa"/>
-              <w:right w:w="150" w:type="dxa"/>
+              <w:top w:w="40" w:type="dxa"/>
+              <w:bottom w:w="40" w:type="dxa"/>
+              <w:left w:w="60" w:type="dxa"/>
+              <w:right w:w="60" w:type="dxa"/>
             </w:tcMar>
+            <w:tcBorders>
+              <w:top w:val="single" w:sz="4" w:space="0" w:color="888888"/>
+              <w:left w:val="single" w:sz="4" w:space="0" w:color="888888"/>
+              <w:bottom w:val="single" w:sz="4" w:space="0" w:color="888888"/>
+              <w:right w:val="single" w:sz="4" w:space="0" w:color="888888"/>
+            </w:tcBorders>
           </w:tcPr>
           <w:p>
             <w:r>
               <w:rPr>
                 <w:rFonts w:ascii="Times New Roman" w:hAnsi="Times New Roman"/>
                 <w:b/>
-                <w:sz w:val="18"/>
+                <w:sz w:val="17"/>
               </w:rPr>
-              <w:t>Paid To</w:t>
+              <w:t>Account Details</w:t>
             </w:r>
           </w:p>
         </w:tc>
         <w:tc>
           <w:tcPr>
-            <w:tcW w:type="dxa" w:w="1987"/>
-            <w:shd w:fill="EAECEE"/>
+            <w:tcW w:type="dxa" w:w="1461"/>
+            <w:shd w:fill="EAEAEA"/>
             <w:tcMar>
-              <w:top w:w="100" w:type="dxa"/>
-              <w:bottom w:w="100" w:type="dxa"/>
-              <w:left w:w="150" w:type="dxa"/>
-              <w:right w:w="150" w:type="dxa"/>
+              <w:top w:w="40" w:type="dxa"/>
+              <w:bottom w:w="40" w:type="dxa"/>
+              <w:left w:w="60" w:type="dxa"/>
+              <w:right w:w="60" w:type="dxa"/>
             </w:tcMar>
+            <w:tcBorders>
+              <w:top w:val="single" w:sz="4" w:space="0" w:color="888888"/>
+              <w:left w:val="single" w:sz="4" w:space="0" w:color="888888"/>
+              <w:bottom w:val="single" w:sz="4" w:space="0" w:color="888888"/>
+              <w:right w:val="single" w:sz="4" w:space="0" w:color="888888"/>
+            </w:tcBorders>
           </w:tcPr>
           <w:p>
             <w:r>
               <w:rPr>
                 <w:rFonts w:ascii="Times New Roman" w:hAnsi="Times New Roman"/>
                 <w:b/>
-                <w:sz w:val="18"/>
+                <w:sz w:val="17"/>
               </w:rPr>
-              <w:t>Bank Account</w:t>
+              <w:t>To Be Paid to</w:t>
             </w:r>
           </w:p>
         </w:tc>
         <w:tc>
           <w:tcPr>
-            <w:tcW w:type="dxa" w:w="1987"/>
-            <w:shd w:fill="EAECEE"/>
+            <w:tcW w:type="dxa" w:w="1461"/>
+            <w:shd w:fill="EAEAEA"/>
             <w:tcMar>
-              <w:top w:w="100" w:type="dxa"/>
-              <w:bottom w:w="100" w:type="dxa"/>
-              <w:left w:w="150" w:type="dxa"/>
-              <w:right w:w="150" w:type="dxa"/>
+              <w:top w:w="40" w:type="dxa"/>
+              <w:bottom w:w="40" w:type="dxa"/>
+              <w:left w:w="60" w:type="dxa"/>
+              <w:right w:w="60" w:type="dxa"/>
             </w:tcMar>
+            <w:tcBorders>
+              <w:top w:val="single" w:sz="4" w:space="0" w:color="888888"/>
+              <w:left w:val="single" w:sz="4" w:space="0" w:color="888888"/>
+              <w:bottom w:val="single" w:sz="4" w:space="0" w:color="888888"/>
+              <w:right w:val="single" w:sz="4" w:space="0" w:color="888888"/>
+            </w:tcBorders>
           </w:tcPr>
           <w:p>
             <w:r>
               <w:rPr>
                 <w:rFonts w:ascii="Times New Roman" w:hAnsi="Times New Roman"/>
                 <w:b/>
-                <w:sz w:val="18"/>
+                <w:sz w:val="17"/>
               </w:rPr>
-              <w:t>Amount (₹)</w:t>
+              <w:t>Prize Money (INR)</w:t>
+            </w:r>
+          </w:p>
+        </w:tc>
+        <w:tc>
+          <w:tcPr>
+            <w:tcW w:type="dxa" w:w="1461"/>
+            <w:shd w:fill="EAEAEA"/>
+            <w:tcMar>
+              <w:top w:w="40" w:type="dxa"/>
+              <w:bottom w:w="40" w:type="dxa"/>
+              <w:left w:w="60" w:type="dxa"/>
+              <w:right w:w="60" w:type="dxa"/>
+            </w:tcMar>
+            <w:tcBorders>
+              <w:top w:val="single" w:sz="4" w:space="0" w:color="888888"/>
+              <w:left w:val="single" w:sz="4" w:space="0" w:color="888888"/>
+              <w:bottom w:val="single" w:sz="4" w:space="0" w:color="888888"/>
+              <w:right w:val="single" w:sz="4" w:space="0" w:color="888888"/>
+            </w:tcBorders>
+          </w:tcPr>
+          <w:p>
+            <w:r>
+              <w:rPr>
+                <w:rFonts w:ascii="Times New Roman" w:hAnsi="Times New Roman"/>
+                <w:b/>
+                <w:sz w:val="17"/>
+              </w:rPr>
+              <w:t>Other</w:t>
+            </w:r>
+          </w:p>
+        </w:tc>
+        <w:tc>
+          <w:tcPr>
+            <w:tcW w:type="dxa" w:w="1461"/>
+            <w:shd w:fill="EAEAEA"/>
+            <w:tcMar>
+              <w:top w:w="40" w:type="dxa"/>
+              <w:bottom w:w="40" w:type="dxa"/>
+              <w:left w:w="60" w:type="dxa"/>
+              <w:right w:w="60" w:type="dxa"/>
+            </w:tcMar>
+            <w:tcBorders>
+              <w:top w:val="single" w:sz="4" w:space="0" w:color="888888"/>
+              <w:left w:val="single" w:sz="4" w:space="0" w:color="888888"/>
+              <w:bottom w:val="single" w:sz="4" w:space="0" w:color="888888"/>
+              <w:right w:val="single" w:sz="4" w:space="0" w:color="888888"/>
+            </w:tcBorders>
+          </w:tcPr>
+          <w:p>
+            <w:r>
+              <w:rPr>
+                <w:rFonts w:ascii="Times New Roman" w:hAnsi="Times New Roman"/>
+                <w:b/>
+                <w:sz w:val="17"/>
+              </w:rPr>
+              <w:t>Total (INR)</w:t>
             </w:r>
           </w:p>
         </w:tc>
@@ -171,103 +258,558 @@
       <w:tr>
         <w:tc>
           <w:tcPr>
-            <w:tcW w:type="dxa" w:w="1987"/>
+            <w:tcW w:type="dxa" w:w="1461"/>
             <w:tcMar>
-              <w:top w:w="100" w:type="dxa"/>
-              <w:bottom w:w="100" w:type="dxa"/>
-              <w:left w:w="150" w:type="dxa"/>
-              <w:right w:w="150" w:type="dxa"/>
+              <w:top w:w="40" w:type="dxa"/>
+              <w:bottom w:w="40" w:type="dxa"/>
+              <w:left w:w="60" w:type="dxa"/>
+              <w:right w:w="60" w:type="dxa"/>
             </w:tcMar>
+            <w:tcBorders>
+              <w:top w:val="single" w:sz="4" w:space="0" w:color="888888"/>
+              <w:left w:val="single" w:sz="4" w:space="0" w:color="888888"/>
+              <w:bottom w:val="single" w:sz="4" w:space="0" w:color="888888"/>
+              <w:right w:val="single" w:sz="4" w:space="0" w:color="888888"/>
+            </w:tcBorders>
           </w:tcPr>
           <w:p>
             <w:r>
-              <w:rPr>
-                <w:rFonts w:ascii="Times New Roman" w:hAnsi="Times New Roman"/>
-                <w:sz w:val="18"/>
-              </w:rPr>
-              <w:t>{% for r in reimbursements %}{{ loop.index }}</w:t>
+              <w:t>{%tr for row in reimbursements %}</w:t>
             </w:r>
           </w:p>
         </w:tc>
         <w:tc>
           <w:tcPr>
-            <w:tcW w:type="dxa" w:w="1987"/>
+            <w:tcW w:type="dxa" w:w="1461"/>
             <w:tcMar>
-              <w:top w:w="100" w:type="dxa"/>
-              <w:bottom w:w="100" w:type="dxa"/>
-              <w:left w:w="150" w:type="dxa"/>
-              <w:right w:w="150" w:type="dxa"/>
+              <w:top w:w="40" w:type="dxa"/>
+              <w:bottom w:w="40" w:type="dxa"/>
+              <w:left w:w="60" w:type="dxa"/>
+              <w:right w:w="60" w:type="dxa"/>
             </w:tcMar>
+            <w:tcBorders>
+              <w:top w:val="single" w:sz="4" w:space="0" w:color="888888"/>
+              <w:left w:val="single" w:sz="4" w:space="0" w:color="888888"/>
+              <w:bottom w:val="single" w:sz="4" w:space="0" w:color="888888"/>
+              <w:right w:val="single" w:sz="4" w:space="0" w:color="888888"/>
+            </w:tcBorders>
+          </w:tcPr>
+          <w:p/>
+        </w:tc>
+        <w:tc>
+          <w:tcPr>
+            <w:tcW w:type="dxa" w:w="1461"/>
+            <w:tcMar>
+              <w:top w:w="40" w:type="dxa"/>
+              <w:bottom w:w="40" w:type="dxa"/>
+              <w:left w:w="60" w:type="dxa"/>
+              <w:right w:w="60" w:type="dxa"/>
+            </w:tcMar>
+            <w:tcBorders>
+              <w:top w:val="single" w:sz="4" w:space="0" w:color="888888"/>
+              <w:left w:val="single" w:sz="4" w:space="0" w:color="888888"/>
+              <w:bottom w:val="single" w:sz="4" w:space="0" w:color="888888"/>
+              <w:right w:val="single" w:sz="4" w:space="0" w:color="888888"/>
+            </w:tcBorders>
+          </w:tcPr>
+          <w:p/>
+        </w:tc>
+        <w:tc>
+          <w:tcPr>
+            <w:tcW w:type="dxa" w:w="1461"/>
+            <w:tcMar>
+              <w:top w:w="40" w:type="dxa"/>
+              <w:bottom w:w="40" w:type="dxa"/>
+              <w:left w:w="60" w:type="dxa"/>
+              <w:right w:w="60" w:type="dxa"/>
+            </w:tcMar>
+            <w:tcBorders>
+              <w:top w:val="single" w:sz="4" w:space="0" w:color="888888"/>
+              <w:left w:val="single" w:sz="4" w:space="0" w:color="888888"/>
+              <w:bottom w:val="single" w:sz="4" w:space="0" w:color="888888"/>
+              <w:right w:val="single" w:sz="4" w:space="0" w:color="888888"/>
+            </w:tcBorders>
+          </w:tcPr>
+          <w:p/>
+        </w:tc>
+        <w:tc>
+          <w:tcPr>
+            <w:tcW w:type="dxa" w:w="1461"/>
+            <w:tcMar>
+              <w:top w:w="40" w:type="dxa"/>
+              <w:bottom w:w="40" w:type="dxa"/>
+              <w:left w:w="60" w:type="dxa"/>
+              <w:right w:w="60" w:type="dxa"/>
+            </w:tcMar>
+            <w:tcBorders>
+              <w:top w:val="single" w:sz="4" w:space="0" w:color="888888"/>
+              <w:left w:val="single" w:sz="4" w:space="0" w:color="888888"/>
+              <w:bottom w:val="single" w:sz="4" w:space="0" w:color="888888"/>
+              <w:right w:val="single" w:sz="4" w:space="0" w:color="888888"/>
+            </w:tcBorders>
+          </w:tcPr>
+          <w:p/>
+        </w:tc>
+        <w:tc>
+          <w:tcPr>
+            <w:tcW w:type="dxa" w:w="1461"/>
+            <w:tcMar>
+              <w:top w:w="40" w:type="dxa"/>
+              <w:bottom w:w="40" w:type="dxa"/>
+              <w:left w:w="60" w:type="dxa"/>
+              <w:right w:w="60" w:type="dxa"/>
+            </w:tcMar>
+            <w:tcBorders>
+              <w:top w:val="single" w:sz="4" w:space="0" w:color="888888"/>
+              <w:left w:val="single" w:sz="4" w:space="0" w:color="888888"/>
+              <w:bottom w:val="single" w:sz="4" w:space="0" w:color="888888"/>
+              <w:right w:val="single" w:sz="4" w:space="0" w:color="888888"/>
+            </w:tcBorders>
+          </w:tcPr>
+          <w:p/>
+        </w:tc>
+        <w:tc>
+          <w:tcPr>
+            <w:tcW w:type="dxa" w:w="1461"/>
+            <w:tcMar>
+              <w:top w:w="40" w:type="dxa"/>
+              <w:bottom w:w="40" w:type="dxa"/>
+              <w:left w:w="60" w:type="dxa"/>
+              <w:right w:w="60" w:type="dxa"/>
+            </w:tcMar>
+            <w:tcBorders>
+              <w:top w:val="single" w:sz="4" w:space="0" w:color="888888"/>
+              <w:left w:val="single" w:sz="4" w:space="0" w:color="888888"/>
+              <w:bottom w:val="single" w:sz="4" w:space="0" w:color="888888"/>
+              <w:right w:val="single" w:sz="4" w:space="0" w:color="888888"/>
+            </w:tcBorders>
+          </w:tcPr>
+          <w:p/>
+        </w:tc>
+      </w:tr>
+      <w:tr>
+        <w:tc>
+          <w:tcPr>
+            <w:tcW w:type="dxa" w:w="1461"/>
+            <w:tcMar>
+              <w:top w:w="40" w:type="dxa"/>
+              <w:bottom w:w="40" w:type="dxa"/>
+              <w:left w:w="60" w:type="dxa"/>
+              <w:right w:w="60" w:type="dxa"/>
+            </w:tcMar>
+            <w:tcBorders>
+              <w:top w:val="single" w:sz="4" w:space="0" w:color="888888"/>
+              <w:left w:val="single" w:sz="4" w:space="0" w:color="888888"/>
+              <w:bottom w:val="single" w:sz="4" w:space="0" w:color="888888"/>
+              <w:right w:val="single" w:sz="4" w:space="0" w:color="888888"/>
+            </w:tcBorders>
           </w:tcPr>
           <w:p>
             <w:r>
-              <w:rPr>
-                <w:rFonts w:ascii="Times New Roman" w:hAnsi="Times New Roman"/>
-                <w:sz w:val="18"/>
-              </w:rPr>
-              <w:t>{{ r.name }}</w:t>
+              <w:t>{{ loop.index }}</w:t>
             </w:r>
           </w:p>
         </w:tc>
         <w:tc>
           <w:tcPr>
-            <w:tcW w:type="dxa" w:w="1987"/>
+            <w:tcW w:type="dxa" w:w="1461"/>
             <w:tcMar>
-              <w:top w:w="100" w:type="dxa"/>
-              <w:bottom w:w="100" w:type="dxa"/>
-              <w:left w:w="150" w:type="dxa"/>
-              <w:right w:w="150" w:type="dxa"/>
+              <w:top w:w="40" w:type="dxa"/>
+              <w:bottom w:w="40" w:type="dxa"/>
+              <w:left w:w="60" w:type="dxa"/>
+              <w:right w:w="60" w:type="dxa"/>
             </w:tcMar>
+            <w:tcBorders>
+              <w:top w:val="single" w:sz="4" w:space="0" w:color="888888"/>
+              <w:left w:val="single" w:sz="4" w:space="0" w:color="888888"/>
+              <w:bottom w:val="single" w:sz="4" w:space="0" w:color="888888"/>
+              <w:right w:val="single" w:sz="4" w:space="0" w:color="888888"/>
+            </w:tcBorders>
           </w:tcPr>
           <w:p>
             <w:r>
-              <w:rPr>
-                <w:rFonts w:ascii="Times New Roman" w:hAnsi="Times New Roman"/>
-                <w:sz w:val="18"/>
-              </w:rPr>
-              <w:t>{{ r.paid_to }}</w:t>
+              <w:t>{{ row.name }}</w:t>
             </w:r>
           </w:p>
         </w:tc>
         <w:tc>
           <w:tcPr>
-            <w:tcW w:type="dxa" w:w="1987"/>
+            <w:tcW w:type="dxa" w:w="1461"/>
             <w:tcMar>
-              <w:top w:w="100" w:type="dxa"/>
-              <w:bottom w:w="100" w:type="dxa"/>
-              <w:left w:w="150" w:type="dxa"/>
-              <w:right w:w="150" w:type="dxa"/>
+              <w:top w:w="40" w:type="dxa"/>
+              <w:bottom w:w="40" w:type="dxa"/>
+              <w:left w:w="60" w:type="dxa"/>
+              <w:right w:w="60" w:type="dxa"/>
             </w:tcMar>
+            <w:tcBorders>
+              <w:top w:val="single" w:sz="4" w:space="0" w:color="888888"/>
+              <w:left w:val="single" w:sz="4" w:space="0" w:color="888888"/>
+              <w:bottom w:val="single" w:sz="4" w:space="0" w:color="888888"/>
+              <w:right w:val="single" w:sz="4" w:space="0" w:color="888888"/>
+            </w:tcBorders>
           </w:tcPr>
           <w:p>
             <w:r>
-              <w:rPr>
-                <w:rFonts w:ascii="Times New Roman" w:hAnsi="Times New Roman"/>
-                <w:sz w:val="18"/>
-              </w:rPr>
-              <w:t>{{ r.account }}</w:t>
+              <w:t>{{ row.account_details }}</w:t>
             </w:r>
           </w:p>
         </w:tc>
         <w:tc>
           <w:tcPr>
-            <w:tcW w:type="dxa" w:w="1987"/>
+            <w:tcW w:type="dxa" w:w="1461"/>
             <w:tcMar>
-              <w:top w:w="100" w:type="dxa"/>
-              <w:bottom w:w="100" w:type="dxa"/>
-              <w:left w:w="150" w:type="dxa"/>
-              <w:right w:w="150" w:type="dxa"/>
+              <w:top w:w="40" w:type="dxa"/>
+              <w:bottom w:w="40" w:type="dxa"/>
+              <w:left w:w="60" w:type="dxa"/>
+              <w:right w:w="60" w:type="dxa"/>
             </w:tcMar>
+            <w:tcBorders>
+              <w:top w:val="single" w:sz="4" w:space="0" w:color="888888"/>
+              <w:left w:val="single" w:sz="4" w:space="0" w:color="888888"/>
+              <w:bottom w:val="single" w:sz="4" w:space="0" w:color="888888"/>
+              <w:right w:val="single" w:sz="4" w:space="0" w:color="888888"/>
+            </w:tcBorders>
+          </w:tcPr>
+          <w:p>
+            <w:r>
+              <w:t>{{ row.paid_to }}</w:t>
+            </w:r>
+          </w:p>
+        </w:tc>
+        <w:tc>
+          <w:tcPr>
+            <w:tcW w:type="dxa" w:w="1461"/>
+            <w:tcMar>
+              <w:top w:w="40" w:type="dxa"/>
+              <w:bottom w:w="40" w:type="dxa"/>
+              <w:left w:w="60" w:type="dxa"/>
+              <w:right w:w="60" w:type="dxa"/>
+            </w:tcMar>
+            <w:tcBorders>
+              <w:top w:val="single" w:sz="4" w:space="0" w:color="888888"/>
+              <w:left w:val="single" w:sz="4" w:space="0" w:color="888888"/>
+              <w:bottom w:val="single" w:sz="4" w:space="0" w:color="888888"/>
+              <w:right w:val="single" w:sz="4" w:space="0" w:color="888888"/>
+            </w:tcBorders>
+          </w:tcPr>
+          <w:p>
+            <w:r>
+              <w:t>{{ row.prize_money }}</w:t>
+            </w:r>
+          </w:p>
+        </w:tc>
+        <w:tc>
+          <w:tcPr>
+            <w:tcW w:type="dxa" w:w="1461"/>
+            <w:tcMar>
+              <w:top w:w="40" w:type="dxa"/>
+              <w:bottom w:w="40" w:type="dxa"/>
+              <w:left w:w="60" w:type="dxa"/>
+              <w:right w:w="60" w:type="dxa"/>
+            </w:tcMar>
+            <w:tcBorders>
+              <w:top w:val="single" w:sz="4" w:space="0" w:color="888888"/>
+              <w:left w:val="single" w:sz="4" w:space="0" w:color="888888"/>
+              <w:bottom w:val="single" w:sz="4" w:space="0" w:color="888888"/>
+              <w:right w:val="single" w:sz="4" w:space="0" w:color="888888"/>
+            </w:tcBorders>
+          </w:tcPr>
+          <w:p>
+            <w:r>
+              <w:t>{{ row.other }}</w:t>
+            </w:r>
+          </w:p>
+        </w:tc>
+        <w:tc>
+          <w:tcPr>
+            <w:tcW w:type="dxa" w:w="1461"/>
+            <w:tcMar>
+              <w:top w:w="40" w:type="dxa"/>
+              <w:bottom w:w="40" w:type="dxa"/>
+              <w:left w:w="60" w:type="dxa"/>
+              <w:right w:w="60" w:type="dxa"/>
+            </w:tcMar>
+            <w:tcBorders>
+              <w:top w:val="single" w:sz="4" w:space="0" w:color="888888"/>
+              <w:left w:val="single" w:sz="4" w:space="0" w:color="888888"/>
+              <w:bottom w:val="single" w:sz="4" w:space="0" w:color="888888"/>
+              <w:right w:val="single" w:sz="4" w:space="0" w:color="888888"/>
+            </w:tcBorders>
+          </w:tcPr>
+          <w:p>
+            <w:r>
+              <w:t>{{ row.total }}</w:t>
+            </w:r>
+          </w:p>
+        </w:tc>
+      </w:tr>
+      <w:tr>
+        <w:tc>
+          <w:tcPr>
+            <w:tcW w:type="dxa" w:w="1461"/>
+            <w:tcMar>
+              <w:top w:w="40" w:type="dxa"/>
+              <w:bottom w:w="40" w:type="dxa"/>
+              <w:left w:w="60" w:type="dxa"/>
+              <w:right w:w="60" w:type="dxa"/>
+            </w:tcMar>
+            <w:tcBorders>
+              <w:top w:val="single" w:sz="4" w:space="0" w:color="888888"/>
+              <w:left w:val="single" w:sz="4" w:space="0" w:color="888888"/>
+              <w:bottom w:val="single" w:sz="4" w:space="0" w:color="888888"/>
+              <w:right w:val="single" w:sz="4" w:space="0" w:color="888888"/>
+            </w:tcBorders>
+          </w:tcPr>
+          <w:p>
+            <w:r>
+              <w:t>{%tr endfor %}</w:t>
+            </w:r>
+          </w:p>
+        </w:tc>
+        <w:tc>
+          <w:tcPr>
+            <w:tcW w:type="dxa" w:w="1461"/>
+            <w:tcMar>
+              <w:top w:w="40" w:type="dxa"/>
+              <w:bottom w:w="40" w:type="dxa"/>
+              <w:left w:w="60" w:type="dxa"/>
+              <w:right w:w="60" w:type="dxa"/>
+            </w:tcMar>
+            <w:tcBorders>
+              <w:top w:val="single" w:sz="4" w:space="0" w:color="888888"/>
+              <w:left w:val="single" w:sz="4" w:space="0" w:color="888888"/>
+              <w:bottom w:val="single" w:sz="4" w:space="0" w:color="888888"/>
+              <w:right w:val="single" w:sz="4" w:space="0" w:color="888888"/>
+            </w:tcBorders>
+          </w:tcPr>
+          <w:p/>
+        </w:tc>
+        <w:tc>
+          <w:tcPr>
+            <w:tcW w:type="dxa" w:w="1461"/>
+            <w:tcMar>
+              <w:top w:w="40" w:type="dxa"/>
+              <w:bottom w:w="40" w:type="dxa"/>
+              <w:left w:w="60" w:type="dxa"/>
+              <w:right w:w="60" w:type="dxa"/>
+            </w:tcMar>
+            <w:tcBorders>
+              <w:top w:val="single" w:sz="4" w:space="0" w:color="888888"/>
+              <w:left w:val="single" w:sz="4" w:space="0" w:color="888888"/>
+              <w:bottom w:val="single" w:sz="4" w:space="0" w:color="888888"/>
+              <w:right w:val="single" w:sz="4" w:space="0" w:color="888888"/>
+            </w:tcBorders>
+          </w:tcPr>
+          <w:p/>
+        </w:tc>
+        <w:tc>
+          <w:tcPr>
+            <w:tcW w:type="dxa" w:w="1461"/>
+            <w:tcMar>
+              <w:top w:w="40" w:type="dxa"/>
+              <w:bottom w:w="40" w:type="dxa"/>
+              <w:left w:w="60" w:type="dxa"/>
+              <w:right w:w="60" w:type="dxa"/>
+            </w:tcMar>
+            <w:tcBorders>
+              <w:top w:val="single" w:sz="4" w:space="0" w:color="888888"/>
+              <w:left w:val="single" w:sz="4" w:space="0" w:color="888888"/>
+              <w:bottom w:val="single" w:sz="4" w:space="0" w:color="888888"/>
+              <w:right w:val="single" w:sz="4" w:space="0" w:color="888888"/>
+            </w:tcBorders>
+          </w:tcPr>
+          <w:p/>
+        </w:tc>
+        <w:tc>
+          <w:tcPr>
+            <w:tcW w:type="dxa" w:w="1461"/>
+            <w:tcMar>
+              <w:top w:w="40" w:type="dxa"/>
+              <w:bottom w:w="40" w:type="dxa"/>
+              <w:left w:w="60" w:type="dxa"/>
+              <w:right w:w="60" w:type="dxa"/>
+            </w:tcMar>
+            <w:tcBorders>
+              <w:top w:val="single" w:sz="4" w:space="0" w:color="888888"/>
+              <w:left w:val="single" w:sz="4" w:space="0" w:color="888888"/>
+              <w:bottom w:val="single" w:sz="4" w:space="0" w:color="888888"/>
+              <w:right w:val="single" w:sz="4" w:space="0" w:color="888888"/>
+            </w:tcBorders>
+          </w:tcPr>
+          <w:p/>
+        </w:tc>
+        <w:tc>
+          <w:tcPr>
+            <w:tcW w:type="dxa" w:w="1461"/>
+            <w:tcMar>
+              <w:top w:w="40" w:type="dxa"/>
+              <w:bottom w:w="40" w:type="dxa"/>
+              <w:left w:w="60" w:type="dxa"/>
+              <w:right w:w="60" w:type="dxa"/>
+            </w:tcMar>
+            <w:tcBorders>
+              <w:top w:val="single" w:sz="4" w:space="0" w:color="888888"/>
+              <w:left w:val="single" w:sz="4" w:space="0" w:color="888888"/>
+              <w:bottom w:val="single" w:sz="4" w:space="0" w:color="888888"/>
+              <w:right w:val="single" w:sz="4" w:space="0" w:color="888888"/>
+            </w:tcBorders>
+          </w:tcPr>
+          <w:p/>
+        </w:tc>
+        <w:tc>
+          <w:tcPr>
+            <w:tcW w:type="dxa" w:w="1461"/>
+            <w:tcMar>
+              <w:top w:w="40" w:type="dxa"/>
+              <w:bottom w:w="40" w:type="dxa"/>
+              <w:left w:w="60" w:type="dxa"/>
+              <w:right w:w="60" w:type="dxa"/>
+            </w:tcMar>
+            <w:tcBorders>
+              <w:top w:val="single" w:sz="4" w:space="0" w:color="888888"/>
+              <w:left w:val="single" w:sz="4" w:space="0" w:color="888888"/>
+              <w:bottom w:val="single" w:sz="4" w:space="0" w:color="888888"/>
+              <w:right w:val="single" w:sz="4" w:space="0" w:color="888888"/>
+            </w:tcBorders>
+          </w:tcPr>
+          <w:p/>
+        </w:tc>
+      </w:tr>
+      <w:tr>
+        <w:tc>
+          <w:tcPr>
+            <w:tcW w:type="dxa" w:w="5844"/>
+            <w:gridSpan w:val="4"/>
+            <w:tcMar>
+              <w:top w:w="40" w:type="dxa"/>
+              <w:bottom w:w="40" w:type="dxa"/>
+              <w:left w:w="60" w:type="dxa"/>
+              <w:right w:w="60" w:type="dxa"/>
+            </w:tcMar>
+            <w:tcBorders>
+              <w:top w:val="single" w:sz="4" w:space="0" w:color="888888"/>
+              <w:left w:val="single" w:sz="4" w:space="0" w:color="888888"/>
+              <w:bottom w:val="single" w:sz="4" w:space="0" w:color="888888"/>
+              <w:right w:val="single" w:sz="4" w:space="0" w:color="888888"/>
+            </w:tcBorders>
+            <w:tcMar>
+              <w:top w:w="40" w:type="dxa"/>
+              <w:bottom w:w="40" w:type="dxa"/>
+              <w:left w:w="60" w:type="dxa"/>
+              <w:right w:w="60" w:type="dxa"/>
+            </w:tcMar>
+            <w:tcBorders>
+              <w:top w:val="single" w:sz="4" w:space="0" w:color="888888"/>
+              <w:left w:val="single" w:sz="4" w:space="0" w:color="888888"/>
+              <w:bottom w:val="single" w:sz="4" w:space="0" w:color="888888"/>
+              <w:right w:val="single" w:sz="4" w:space="0" w:color="888888"/>
+            </w:tcBorders>
+            <w:tcMar>
+              <w:top w:w="40" w:type="dxa"/>
+              <w:bottom w:w="40" w:type="dxa"/>
+              <w:left w:w="60" w:type="dxa"/>
+              <w:right w:w="60" w:type="dxa"/>
+            </w:tcMar>
+            <w:tcBorders>
+              <w:top w:val="single" w:sz="4" w:space="0" w:color="888888"/>
+              <w:left w:val="single" w:sz="4" w:space="0" w:color="888888"/>
+              <w:bottom w:val="single" w:sz="4" w:space="0" w:color="888888"/>
+              <w:right w:val="single" w:sz="4" w:space="0" w:color="888888"/>
+            </w:tcBorders>
+            <w:tcMar>
+              <w:top w:w="40" w:type="dxa"/>
+              <w:bottom w:w="40" w:type="dxa"/>
+              <w:left w:w="60" w:type="dxa"/>
+              <w:right w:w="60" w:type="dxa"/>
+            </w:tcMar>
+            <w:tcBorders>
+              <w:top w:val="single" w:sz="4" w:space="0" w:color="888888"/>
+              <w:left w:val="single" w:sz="4" w:space="0" w:color="888888"/>
+              <w:bottom w:val="single" w:sz="4" w:space="0" w:color="888888"/>
+              <w:right w:val="single" w:sz="4" w:space="0" w:color="888888"/>
+            </w:tcBorders>
           </w:tcPr>
           <w:p>
             <w:r>
               <w:rPr>
-                <w:rFonts w:ascii="Times New Roman" w:hAnsi="Times New Roman"/>
-                <w:sz w:val="18"/>
+                <w:b/>
               </w:rPr>
-              <w:t>{{ r.amount }}{% if not loop.last %}</w:t>
-              <w:br/>
-              <w:t>{% endif %}{% endfor %}</w:t>
+              <w:t>Grand Total</w:t>
+            </w:r>
+          </w:p>
+        </w:tc>
+        <w:tc>
+          <w:tcPr>
+            <w:tcW w:type="dxa" w:w="1461"/>
+            <w:tcMar>
+              <w:top w:w="40" w:type="dxa"/>
+              <w:bottom w:w="40" w:type="dxa"/>
+              <w:left w:w="60" w:type="dxa"/>
+              <w:right w:w="60" w:type="dxa"/>
+            </w:tcMar>
+            <w:tcBorders>
+              <w:top w:val="single" w:sz="4" w:space="0" w:color="888888"/>
+              <w:left w:val="single" w:sz="4" w:space="0" w:color="888888"/>
+              <w:bottom w:val="single" w:sz="4" w:space="0" w:color="888888"/>
+              <w:right w:val="single" w:sz="4" w:space="0" w:color="888888"/>
+            </w:tcBorders>
+          </w:tcPr>
+          <w:p>
+            <w:r>
+              <w:rPr>
+                <w:b/>
+              </w:rPr>
+              <w:t>{{ total_prizes }}</w:t>
+            </w:r>
+          </w:p>
+        </w:tc>
+        <w:tc>
+          <w:tcPr>
+            <w:tcW w:type="dxa" w:w="1461"/>
+            <w:tcMar>
+              <w:top w:w="40" w:type="dxa"/>
+              <w:bottom w:w="40" w:type="dxa"/>
+              <w:left w:w="60" w:type="dxa"/>
+              <w:right w:w="60" w:type="dxa"/>
+            </w:tcMar>
+            <w:tcBorders>
+              <w:top w:val="single" w:sz="4" w:space="0" w:color="888888"/>
+              <w:left w:val="single" w:sz="4" w:space="0" w:color="888888"/>
+              <w:bottom w:val="single" w:sz="4" w:space="0" w:color="888888"/>
+              <w:right w:val="single" w:sz="4" w:space="0" w:color="888888"/>
+            </w:tcBorders>
+          </w:tcPr>
+          <w:p>
+            <w:r>
+              <w:rPr>
+                <w:b/>
+              </w:rPr>
+              <w:t>{{ total_other }}</w:t>
+            </w:r>
+          </w:p>
+        </w:tc>
+        <w:tc>
+          <w:tcPr>
+            <w:tcW w:type="dxa" w:w="1461"/>
+            <w:tcMar>
+              <w:top w:w="40" w:type="dxa"/>
+              <w:bottom w:w="40" w:type="dxa"/>
+              <w:left w:w="60" w:type="dxa"/>
+              <w:right w:w="60" w:type="dxa"/>
+            </w:tcMar>
+            <w:tcBorders>
+              <w:top w:val="single" w:sz="4" w:space="0" w:color="888888"/>
+              <w:left w:val="single" w:sz="4" w:space="0" w:color="888888"/>
+              <w:bottom w:val="single" w:sz="4" w:space="0" w:color="888888"/>
+              <w:right w:val="single" w:sz="4" w:space="0" w:color="888888"/>
+            </w:tcBorders>
+          </w:tcPr>
+          <w:p>
+            <w:r>
+              <w:rPr>
+                <w:b/>
+              </w:rPr>
+              <w:t>{{ grand_total }}</w:t>
             </w:r>
           </w:p>
         </w:tc>
@@ -275,32 +817,904 @@
     </w:tbl>
     <w:p>
       <w:pPr>
-        <w:spacing w:before="800"/>
+        <w:spacing w:before="400"/>
+      </w:pPr>
+    </w:p>
+    <w:tbl>
+      <w:tblPr>
+        <w:tblW w:type="auto" w:w="0"/>
+        <w:jc w:val="center"/>
+        <w:tblLook w:firstColumn="1" w:firstRow="1" w:lastColumn="0" w:lastRow="0" w:noHBand="0" w:noVBand="1" w:val="04A0"/>
+      </w:tblPr>
+      <w:tblGrid>
+        <w:gridCol w:w="3312"/>
+        <w:gridCol w:w="3312"/>
+        <w:gridCol w:w="3312"/>
+      </w:tblGrid>
+      <w:tr>
+        <w:tc>
+          <w:tcPr>
+            <w:tcW w:type="dxa" w:w="3408"/>
+            <w:tcMar>
+              <w:top w:w="60" w:type="dxa"/>
+              <w:bottom w:w="60" w:type="dxa"/>
+              <w:left w:w="60" w:type="dxa"/>
+              <w:right w:w="60" w:type="dxa"/>
+            </w:tcMar>
+            <w:tcBorders>
+              <w:top w:val="none"/>
+              <w:left w:val="none"/>
+              <w:bottom w:val="none"/>
+              <w:right w:val="none"/>
+            </w:tcBorders>
+          </w:tcPr>
+          <w:p>
+            <w:pPr>
+              <w:jc w:val="center"/>
+            </w:pPr>
+            <w:r>
+              <w:rPr>
+                <w:sz w:val="19"/>
+              </w:rPr>
+              <w:t>Student Head</w:t>
+              <w:br/>
+              <w:t>{{ student_chairperson_name }}</w:t>
+              <w:br/>
+              <w:t>ACM NIT-Surat</w:t>
+            </w:r>
+          </w:p>
+        </w:tc>
+        <w:tc>
+          <w:tcPr>
+            <w:tcW w:type="dxa" w:w="3408"/>
+            <w:tcMar>
+              <w:top w:w="60" w:type="dxa"/>
+              <w:bottom w:w="60" w:type="dxa"/>
+              <w:left w:w="60" w:type="dxa"/>
+              <w:right w:w="60" w:type="dxa"/>
+            </w:tcMar>
+            <w:tcBorders>
+              <w:top w:val="none"/>
+              <w:left w:val="none"/>
+              <w:bottom w:val="none"/>
+              <w:right w:val="none"/>
+            </w:tcBorders>
+          </w:tcPr>
+          <w:p>
+            <w:pPr>
+              <w:jc w:val="center"/>
+            </w:pPr>
+            <w:r>
+              <w:rPr>
+                <w:sz w:val="19"/>
+              </w:rPr>
+              <w:t>Student Secretary</w:t>
+              <w:br/>
+              <w:t>{{ student_secretary_name }}</w:t>
+              <w:br/>
+              <w:t>ACM NIT-Surat</w:t>
+            </w:r>
+          </w:p>
+        </w:tc>
+        <w:tc>
+          <w:tcPr>
+            <w:tcW w:type="dxa" w:w="3408"/>
+            <w:tcMar>
+              <w:top w:w="60" w:type="dxa"/>
+              <w:bottom w:w="60" w:type="dxa"/>
+              <w:left w:w="60" w:type="dxa"/>
+              <w:right w:w="60" w:type="dxa"/>
+            </w:tcMar>
+            <w:tcBorders>
+              <w:top w:val="none"/>
+              <w:left w:val="none"/>
+              <w:bottom w:val="none"/>
+              <w:right w:val="none"/>
+            </w:tcBorders>
+          </w:tcPr>
+          <w:p>
+            <w:pPr>
+              <w:jc w:val="center"/>
+            </w:pPr>
+            <w:r>
+              <w:rPr>
+                <w:sz w:val="19"/>
+              </w:rPr>
+              <w:t>Faculty Chairman</w:t>
+              <w:br/>
+              <w:t>{{ faculty_chairman_name }}</w:t>
+              <w:br/>
+              <w:t>ACM NIT-Surat</w:t>
+            </w:r>
+          </w:p>
+        </w:tc>
+      </w:tr>
+    </w:tbl>
+    <w:p>
+      <w:r>
+        <w:br w:type="page"/>
+      </w:r>
+    </w:p>
+    <w:p>
+      <w:pPr>
+        <w:spacing w:before="120" w:after="160"/>
       </w:pPr>
       <w:r>
         <w:rPr>
-          <w:rFonts w:ascii="Times New Roman" w:hAnsi="Times New Roman"/>
-          <w:sz w:val="20"/>
+          <w:b/>
         </w:rPr>
-        <w:t>Prepared By:</w:t>
+        <w:t>Other Bank Account Details</w:t>
+      </w:r>
+    </w:p>
+    <w:tbl>
+      <w:tblPr>
+        <w:tblW w:type="auto" w:w="0"/>
+        <w:jc w:val="center"/>
+        <w:tblLook w:firstColumn="1" w:firstRow="1" w:lastColumn="0" w:lastRow="0" w:noHBand="0" w:noVBand="1" w:val="04A0"/>
+      </w:tblPr>
+      <w:tblGrid>
+        <w:gridCol w:w="864"/>
+        <w:gridCol w:w="2880"/>
+        <w:gridCol w:w="2880"/>
+        <w:gridCol w:w="1728"/>
+        <w:gridCol w:w="1728"/>
+      </w:tblGrid>
+      <w:tr>
+        <w:tc>
+          <w:tcPr>
+            <w:tcW w:type="dxa" w:w="2045"/>
+            <w:shd w:fill="EAEAEA"/>
+            <w:tcMar>
+              <w:top w:w="40" w:type="dxa"/>
+              <w:bottom w:w="40" w:type="dxa"/>
+              <w:left w:w="60" w:type="dxa"/>
+              <w:right w:w="60" w:type="dxa"/>
+            </w:tcMar>
+            <w:tcBorders>
+              <w:top w:val="single" w:sz="4" w:space="0" w:color="888888"/>
+              <w:left w:val="single" w:sz="4" w:space="0" w:color="888888"/>
+              <w:bottom w:val="single" w:sz="4" w:space="0" w:color="888888"/>
+              <w:right w:val="single" w:sz="4" w:space="0" w:color="888888"/>
+            </w:tcBorders>
+          </w:tcPr>
+          <w:p>
+            <w:r>
+              <w:rPr>
+                <w:b/>
+              </w:rPr>
+              <w:t>Sr. No.</w:t>
+            </w:r>
+          </w:p>
+        </w:tc>
+        <w:tc>
+          <w:tcPr>
+            <w:tcW w:type="dxa" w:w="2045"/>
+            <w:shd w:fill="EAEAEA"/>
+            <w:tcMar>
+              <w:top w:w="40" w:type="dxa"/>
+              <w:bottom w:w="40" w:type="dxa"/>
+              <w:left w:w="60" w:type="dxa"/>
+              <w:right w:w="60" w:type="dxa"/>
+            </w:tcMar>
+            <w:tcBorders>
+              <w:top w:val="single" w:sz="4" w:space="0" w:color="888888"/>
+              <w:left w:val="single" w:sz="4" w:space="0" w:color="888888"/>
+              <w:bottom w:val="single" w:sz="4" w:space="0" w:color="888888"/>
+              <w:right w:val="single" w:sz="4" w:space="0" w:color="888888"/>
+            </w:tcBorders>
+          </w:tcPr>
+          <w:p>
+            <w:r>
+              <w:rPr>
+                <w:b/>
+              </w:rPr>
+              <w:t>Name</w:t>
+            </w:r>
+          </w:p>
+        </w:tc>
+        <w:tc>
+          <w:tcPr>
+            <w:tcW w:type="dxa" w:w="2045"/>
+            <w:shd w:fill="EAEAEA"/>
+            <w:tcMar>
+              <w:top w:w="40" w:type="dxa"/>
+              <w:bottom w:w="40" w:type="dxa"/>
+              <w:left w:w="60" w:type="dxa"/>
+              <w:right w:w="60" w:type="dxa"/>
+            </w:tcMar>
+            <w:tcBorders>
+              <w:top w:val="single" w:sz="4" w:space="0" w:color="888888"/>
+              <w:left w:val="single" w:sz="4" w:space="0" w:color="888888"/>
+              <w:bottom w:val="single" w:sz="4" w:space="0" w:color="888888"/>
+              <w:right w:val="single" w:sz="4" w:space="0" w:color="888888"/>
+            </w:tcBorders>
+          </w:tcPr>
+          <w:p>
+            <w:r>
+              <w:rPr>
+                <w:b/>
+              </w:rPr>
+              <w:t>Account No.</w:t>
+            </w:r>
+          </w:p>
+        </w:tc>
+        <w:tc>
+          <w:tcPr>
+            <w:tcW w:type="dxa" w:w="2045"/>
+            <w:shd w:fill="EAEAEA"/>
+            <w:tcMar>
+              <w:top w:w="40" w:type="dxa"/>
+              <w:bottom w:w="40" w:type="dxa"/>
+              <w:left w:w="60" w:type="dxa"/>
+              <w:right w:w="60" w:type="dxa"/>
+            </w:tcMar>
+            <w:tcBorders>
+              <w:top w:val="single" w:sz="4" w:space="0" w:color="888888"/>
+              <w:left w:val="single" w:sz="4" w:space="0" w:color="888888"/>
+              <w:bottom w:val="single" w:sz="4" w:space="0" w:color="888888"/>
+              <w:right w:val="single" w:sz="4" w:space="0" w:color="888888"/>
+            </w:tcBorders>
+          </w:tcPr>
+          <w:p>
+            <w:r>
+              <w:rPr>
+                <w:b/>
+              </w:rPr>
+              <w:t>IFSC Code</w:t>
+            </w:r>
+          </w:p>
+        </w:tc>
+        <w:tc>
+          <w:tcPr>
+            <w:tcW w:type="dxa" w:w="2045"/>
+            <w:shd w:fill="EAEAEA"/>
+            <w:tcMar>
+              <w:top w:w="40" w:type="dxa"/>
+              <w:bottom w:w="40" w:type="dxa"/>
+              <w:left w:w="60" w:type="dxa"/>
+              <w:right w:w="60" w:type="dxa"/>
+            </w:tcMar>
+            <w:tcBorders>
+              <w:top w:val="single" w:sz="4" w:space="0" w:color="888888"/>
+              <w:left w:val="single" w:sz="4" w:space="0" w:color="888888"/>
+              <w:bottom w:val="single" w:sz="4" w:space="0" w:color="888888"/>
+              <w:right w:val="single" w:sz="4" w:space="0" w:color="888888"/>
+            </w:tcBorders>
+          </w:tcPr>
+          <w:p>
+            <w:r>
+              <w:rPr>
+                <w:b/>
+              </w:rPr>
+              <w:t>Amount (Rs.)</w:t>
+            </w:r>
+          </w:p>
+        </w:tc>
+      </w:tr>
+      <w:tr>
+        <w:tc>
+          <w:tcPr>
+            <w:tcW w:type="dxa" w:w="2045"/>
+            <w:tcMar>
+              <w:top w:w="40" w:type="dxa"/>
+              <w:bottom w:w="40" w:type="dxa"/>
+              <w:left w:w="60" w:type="dxa"/>
+              <w:right w:w="60" w:type="dxa"/>
+            </w:tcMar>
+            <w:tcBorders>
+              <w:top w:val="single" w:sz="4" w:space="0" w:color="888888"/>
+              <w:left w:val="single" w:sz="4" w:space="0" w:color="888888"/>
+              <w:bottom w:val="single" w:sz="4" w:space="0" w:color="888888"/>
+              <w:right w:val="single" w:sz="4" w:space="0" w:color="888888"/>
+            </w:tcBorders>
+          </w:tcPr>
+          <w:p>
+            <w:r>
+              <w:t>{%tr for row in other_accounts %}</w:t>
+            </w:r>
+          </w:p>
+        </w:tc>
+        <w:tc>
+          <w:tcPr>
+            <w:tcW w:type="dxa" w:w="2045"/>
+            <w:tcMar>
+              <w:top w:w="40" w:type="dxa"/>
+              <w:bottom w:w="40" w:type="dxa"/>
+              <w:left w:w="60" w:type="dxa"/>
+              <w:right w:w="60" w:type="dxa"/>
+            </w:tcMar>
+            <w:tcBorders>
+              <w:top w:val="single" w:sz="4" w:space="0" w:color="888888"/>
+              <w:left w:val="single" w:sz="4" w:space="0" w:color="888888"/>
+              <w:bottom w:val="single" w:sz="4" w:space="0" w:color="888888"/>
+              <w:right w:val="single" w:sz="4" w:space="0" w:color="888888"/>
+            </w:tcBorders>
+          </w:tcPr>
+          <w:p/>
+        </w:tc>
+        <w:tc>
+          <w:tcPr>
+            <w:tcW w:type="dxa" w:w="2045"/>
+            <w:tcMar>
+              <w:top w:w="40" w:type="dxa"/>
+              <w:bottom w:w="40" w:type="dxa"/>
+              <w:left w:w="60" w:type="dxa"/>
+              <w:right w:w="60" w:type="dxa"/>
+            </w:tcMar>
+            <w:tcBorders>
+              <w:top w:val="single" w:sz="4" w:space="0" w:color="888888"/>
+              <w:left w:val="single" w:sz="4" w:space="0" w:color="888888"/>
+              <w:bottom w:val="single" w:sz="4" w:space="0" w:color="888888"/>
+              <w:right w:val="single" w:sz="4" w:space="0" w:color="888888"/>
+            </w:tcBorders>
+          </w:tcPr>
+          <w:p/>
+        </w:tc>
+        <w:tc>
+          <w:tcPr>
+            <w:tcW w:type="dxa" w:w="2045"/>
+            <w:tcMar>
+              <w:top w:w="40" w:type="dxa"/>
+              <w:bottom w:w="40" w:type="dxa"/>
+              <w:left w:w="60" w:type="dxa"/>
+              <w:right w:w="60" w:type="dxa"/>
+            </w:tcMar>
+            <w:tcBorders>
+              <w:top w:val="single" w:sz="4" w:space="0" w:color="888888"/>
+              <w:left w:val="single" w:sz="4" w:space="0" w:color="888888"/>
+              <w:bottom w:val="single" w:sz="4" w:space="0" w:color="888888"/>
+              <w:right w:val="single" w:sz="4" w:space="0" w:color="888888"/>
+            </w:tcBorders>
+          </w:tcPr>
+          <w:p/>
+        </w:tc>
+        <w:tc>
+          <w:tcPr>
+            <w:tcW w:type="dxa" w:w="2045"/>
+            <w:tcMar>
+              <w:top w:w="40" w:type="dxa"/>
+              <w:bottom w:w="40" w:type="dxa"/>
+              <w:left w:w="60" w:type="dxa"/>
+              <w:right w:w="60" w:type="dxa"/>
+            </w:tcMar>
+            <w:tcBorders>
+              <w:top w:val="single" w:sz="4" w:space="0" w:color="888888"/>
+              <w:left w:val="single" w:sz="4" w:space="0" w:color="888888"/>
+              <w:bottom w:val="single" w:sz="4" w:space="0" w:color="888888"/>
+              <w:right w:val="single" w:sz="4" w:space="0" w:color="888888"/>
+            </w:tcBorders>
+          </w:tcPr>
+          <w:p/>
+        </w:tc>
+      </w:tr>
+      <w:tr>
+        <w:tc>
+          <w:tcPr>
+            <w:tcW w:type="dxa" w:w="2045"/>
+            <w:tcMar>
+              <w:top w:w="40" w:type="dxa"/>
+              <w:bottom w:w="40" w:type="dxa"/>
+              <w:left w:w="60" w:type="dxa"/>
+              <w:right w:w="60" w:type="dxa"/>
+            </w:tcMar>
+            <w:tcBorders>
+              <w:top w:val="single" w:sz="4" w:space="0" w:color="888888"/>
+              <w:left w:val="single" w:sz="4" w:space="0" w:color="888888"/>
+              <w:bottom w:val="single" w:sz="4" w:space="0" w:color="888888"/>
+              <w:right w:val="single" w:sz="4" w:space="0" w:color="888888"/>
+            </w:tcBorders>
+          </w:tcPr>
+          <w:p>
+            <w:r>
+              <w:t>{{ loop.index }}</w:t>
+            </w:r>
+          </w:p>
+        </w:tc>
+        <w:tc>
+          <w:tcPr>
+            <w:tcW w:type="dxa" w:w="2045"/>
+            <w:tcMar>
+              <w:top w:w="40" w:type="dxa"/>
+              <w:bottom w:w="40" w:type="dxa"/>
+              <w:left w:w="60" w:type="dxa"/>
+              <w:right w:w="60" w:type="dxa"/>
+            </w:tcMar>
+            <w:tcBorders>
+              <w:top w:val="single" w:sz="4" w:space="0" w:color="888888"/>
+              <w:left w:val="single" w:sz="4" w:space="0" w:color="888888"/>
+              <w:bottom w:val="single" w:sz="4" w:space="0" w:color="888888"/>
+              <w:right w:val="single" w:sz="4" w:space="0" w:color="888888"/>
+            </w:tcBorders>
+          </w:tcPr>
+          <w:p>
+            <w:r>
+              <w:t>{{ row.name }}</w:t>
+            </w:r>
+          </w:p>
+        </w:tc>
+        <w:tc>
+          <w:tcPr>
+            <w:tcW w:type="dxa" w:w="2045"/>
+            <w:tcMar>
+              <w:top w:w="40" w:type="dxa"/>
+              <w:bottom w:w="40" w:type="dxa"/>
+              <w:left w:w="60" w:type="dxa"/>
+              <w:right w:w="60" w:type="dxa"/>
+            </w:tcMar>
+            <w:tcBorders>
+              <w:top w:val="single" w:sz="4" w:space="0" w:color="888888"/>
+              <w:left w:val="single" w:sz="4" w:space="0" w:color="888888"/>
+              <w:bottom w:val="single" w:sz="4" w:space="0" w:color="888888"/>
+              <w:right w:val="single" w:sz="4" w:space="0" w:color="888888"/>
+            </w:tcBorders>
+          </w:tcPr>
+          <w:p>
+            <w:r>
+              <w:t>{{ row.account_no }}</w:t>
+            </w:r>
+          </w:p>
+        </w:tc>
+        <w:tc>
+          <w:tcPr>
+            <w:tcW w:type="dxa" w:w="2045"/>
+            <w:tcMar>
+              <w:top w:w="40" w:type="dxa"/>
+              <w:bottom w:w="40" w:type="dxa"/>
+              <w:left w:w="60" w:type="dxa"/>
+              <w:right w:w="60" w:type="dxa"/>
+            </w:tcMar>
+            <w:tcBorders>
+              <w:top w:val="single" w:sz="4" w:space="0" w:color="888888"/>
+              <w:left w:val="single" w:sz="4" w:space="0" w:color="888888"/>
+              <w:bottom w:val="single" w:sz="4" w:space="0" w:color="888888"/>
+              <w:right w:val="single" w:sz="4" w:space="0" w:color="888888"/>
+            </w:tcBorders>
+          </w:tcPr>
+          <w:p>
+            <w:r>
+              <w:t>{{ row.ifsc }}</w:t>
+            </w:r>
+          </w:p>
+        </w:tc>
+        <w:tc>
+          <w:tcPr>
+            <w:tcW w:type="dxa" w:w="2045"/>
+            <w:tcMar>
+              <w:top w:w="40" w:type="dxa"/>
+              <w:bottom w:w="40" w:type="dxa"/>
+              <w:left w:w="60" w:type="dxa"/>
+              <w:right w:w="60" w:type="dxa"/>
+            </w:tcMar>
+            <w:tcBorders>
+              <w:top w:val="single" w:sz="4" w:space="0" w:color="888888"/>
+              <w:left w:val="single" w:sz="4" w:space="0" w:color="888888"/>
+              <w:bottom w:val="single" w:sz="4" w:space="0" w:color="888888"/>
+              <w:right w:val="single" w:sz="4" w:space="0" w:color="888888"/>
+            </w:tcBorders>
+          </w:tcPr>
+          <w:p>
+            <w:r>
+              <w:t>{{ row.amount }}</w:t>
+            </w:r>
+          </w:p>
+        </w:tc>
+      </w:tr>
+      <w:tr>
+        <w:tc>
+          <w:tcPr>
+            <w:tcW w:type="dxa" w:w="2045"/>
+            <w:tcMar>
+              <w:top w:w="40" w:type="dxa"/>
+              <w:bottom w:w="40" w:type="dxa"/>
+              <w:left w:w="60" w:type="dxa"/>
+              <w:right w:w="60" w:type="dxa"/>
+            </w:tcMar>
+            <w:tcBorders>
+              <w:top w:val="single" w:sz="4" w:space="0" w:color="888888"/>
+              <w:left w:val="single" w:sz="4" w:space="0" w:color="888888"/>
+              <w:bottom w:val="single" w:sz="4" w:space="0" w:color="888888"/>
+              <w:right w:val="single" w:sz="4" w:space="0" w:color="888888"/>
+            </w:tcBorders>
+          </w:tcPr>
+          <w:p>
+            <w:r>
+              <w:t>{%tr endfor %}</w:t>
+            </w:r>
+          </w:p>
+        </w:tc>
+        <w:tc>
+          <w:tcPr>
+            <w:tcW w:type="dxa" w:w="2045"/>
+            <w:tcMar>
+              <w:top w:w="40" w:type="dxa"/>
+              <w:bottom w:w="40" w:type="dxa"/>
+              <w:left w:w="60" w:type="dxa"/>
+              <w:right w:w="60" w:type="dxa"/>
+            </w:tcMar>
+            <w:tcBorders>
+              <w:top w:val="single" w:sz="4" w:space="0" w:color="888888"/>
+              <w:left w:val="single" w:sz="4" w:space="0" w:color="888888"/>
+              <w:bottom w:val="single" w:sz="4" w:space="0" w:color="888888"/>
+              <w:right w:val="single" w:sz="4" w:space="0" w:color="888888"/>
+            </w:tcBorders>
+          </w:tcPr>
+          <w:p/>
+        </w:tc>
+        <w:tc>
+          <w:tcPr>
+            <w:tcW w:type="dxa" w:w="2045"/>
+            <w:tcMar>
+              <w:top w:w="40" w:type="dxa"/>
+              <w:bottom w:w="40" w:type="dxa"/>
+              <w:left w:w="60" w:type="dxa"/>
+              <w:right w:w="60" w:type="dxa"/>
+            </w:tcMar>
+            <w:tcBorders>
+              <w:top w:val="single" w:sz="4" w:space="0" w:color="888888"/>
+              <w:left w:val="single" w:sz="4" w:space="0" w:color="888888"/>
+              <w:bottom w:val="single" w:sz="4" w:space="0" w:color="888888"/>
+              <w:right w:val="single" w:sz="4" w:space="0" w:color="888888"/>
+            </w:tcBorders>
+          </w:tcPr>
+          <w:p/>
+        </w:tc>
+        <w:tc>
+          <w:tcPr>
+            <w:tcW w:type="dxa" w:w="2045"/>
+            <w:tcMar>
+              <w:top w:w="40" w:type="dxa"/>
+              <w:bottom w:w="40" w:type="dxa"/>
+              <w:left w:w="60" w:type="dxa"/>
+              <w:right w:w="60" w:type="dxa"/>
+            </w:tcMar>
+            <w:tcBorders>
+              <w:top w:val="single" w:sz="4" w:space="0" w:color="888888"/>
+              <w:left w:val="single" w:sz="4" w:space="0" w:color="888888"/>
+              <w:bottom w:val="single" w:sz="4" w:space="0" w:color="888888"/>
+              <w:right w:val="single" w:sz="4" w:space="0" w:color="888888"/>
+            </w:tcBorders>
+          </w:tcPr>
+          <w:p/>
+        </w:tc>
+        <w:tc>
+          <w:tcPr>
+            <w:tcW w:type="dxa" w:w="2045"/>
+            <w:tcMar>
+              <w:top w:w="40" w:type="dxa"/>
+              <w:bottom w:w="40" w:type="dxa"/>
+              <w:left w:w="60" w:type="dxa"/>
+              <w:right w:w="60" w:type="dxa"/>
+            </w:tcMar>
+            <w:tcBorders>
+              <w:top w:val="single" w:sz="4" w:space="0" w:color="888888"/>
+              <w:left w:val="single" w:sz="4" w:space="0" w:color="888888"/>
+              <w:bottom w:val="single" w:sz="4" w:space="0" w:color="888888"/>
+              <w:right w:val="single" w:sz="4" w:space="0" w:color="888888"/>
+            </w:tcBorders>
+          </w:tcPr>
+          <w:p/>
+        </w:tc>
+      </w:tr>
+      <w:tr>
+        <w:tc>
+          <w:tcPr>
+            <w:tcW w:type="dxa" w:w="8180"/>
+            <w:gridSpan w:val="4"/>
+            <w:tcMar>
+              <w:top w:w="40" w:type="dxa"/>
+              <w:bottom w:w="40" w:type="dxa"/>
+              <w:left w:w="60" w:type="dxa"/>
+              <w:right w:w="60" w:type="dxa"/>
+            </w:tcMar>
+            <w:tcBorders>
+              <w:top w:val="single" w:sz="4" w:space="0" w:color="888888"/>
+              <w:left w:val="single" w:sz="4" w:space="0" w:color="888888"/>
+              <w:bottom w:val="single" w:sz="4" w:space="0" w:color="888888"/>
+              <w:right w:val="single" w:sz="4" w:space="0" w:color="888888"/>
+            </w:tcBorders>
+            <w:tcMar>
+              <w:top w:w="40" w:type="dxa"/>
+              <w:bottom w:w="40" w:type="dxa"/>
+              <w:left w:w="60" w:type="dxa"/>
+              <w:right w:w="60" w:type="dxa"/>
+            </w:tcMar>
+            <w:tcBorders>
+              <w:top w:val="single" w:sz="4" w:space="0" w:color="888888"/>
+              <w:left w:val="single" w:sz="4" w:space="0" w:color="888888"/>
+              <w:bottom w:val="single" w:sz="4" w:space="0" w:color="888888"/>
+              <w:right w:val="single" w:sz="4" w:space="0" w:color="888888"/>
+            </w:tcBorders>
+            <w:tcMar>
+              <w:top w:w="40" w:type="dxa"/>
+              <w:bottom w:w="40" w:type="dxa"/>
+              <w:left w:w="60" w:type="dxa"/>
+              <w:right w:w="60" w:type="dxa"/>
+            </w:tcMar>
+            <w:tcBorders>
+              <w:top w:val="single" w:sz="4" w:space="0" w:color="888888"/>
+              <w:left w:val="single" w:sz="4" w:space="0" w:color="888888"/>
+              <w:bottom w:val="single" w:sz="4" w:space="0" w:color="888888"/>
+              <w:right w:val="single" w:sz="4" w:space="0" w:color="888888"/>
+            </w:tcBorders>
+            <w:tcMar>
+              <w:top w:w="40" w:type="dxa"/>
+              <w:bottom w:w="40" w:type="dxa"/>
+              <w:left w:w="60" w:type="dxa"/>
+              <w:right w:w="60" w:type="dxa"/>
+            </w:tcMar>
+            <w:tcBorders>
+              <w:top w:val="single" w:sz="4" w:space="0" w:color="888888"/>
+              <w:left w:val="single" w:sz="4" w:space="0" w:color="888888"/>
+              <w:bottom w:val="single" w:sz="4" w:space="0" w:color="888888"/>
+              <w:right w:val="single" w:sz="4" w:space="0" w:color="888888"/>
+            </w:tcBorders>
+          </w:tcPr>
+          <w:p>
+            <w:r>
+              <w:rPr>
+                <w:b/>
+              </w:rPr>
+              <w:t>Total:</w:t>
+            </w:r>
+          </w:p>
+        </w:tc>
+        <w:tc>
+          <w:tcPr>
+            <w:tcW w:type="dxa" w:w="2045"/>
+            <w:tcMar>
+              <w:top w:w="40" w:type="dxa"/>
+              <w:bottom w:w="40" w:type="dxa"/>
+              <w:left w:w="60" w:type="dxa"/>
+              <w:right w:w="60" w:type="dxa"/>
+            </w:tcMar>
+            <w:tcBorders>
+              <w:top w:val="single" w:sz="4" w:space="0" w:color="888888"/>
+              <w:left w:val="single" w:sz="4" w:space="0" w:color="888888"/>
+              <w:bottom w:val="single" w:sz="4" w:space="0" w:color="888888"/>
+              <w:right w:val="single" w:sz="4" w:space="0" w:color="888888"/>
+            </w:tcBorders>
+          </w:tcPr>
+          <w:p>
+            <w:r>
+              <w:rPr>
+                <w:b/>
+              </w:rPr>
+              <w:t>{{ other_accounts_total }}</w:t>
+            </w:r>
+          </w:p>
+        </w:tc>
+      </w:tr>
+    </w:tbl>
+    <w:p>
+      <w:pPr>
+        <w:spacing w:before="500"/>
+      </w:pPr>
+    </w:p>
+    <w:p>
+      <w:pPr>
+        <w:spacing w:before="200"/>
+      </w:pPr>
+      <w:r>
+        <w:rPr>
+          <w:sz w:val="19"/>
+        </w:rPr>
+        <w:t>Faculty Chairman</w:t>
         <w:br/>
-        <w:t>Student Head / Secretary</w:t>
-        <w:tab/>
-        <w:tab/>
-        <w:tab/>
-        <w:t>Verified By:</w:t>
+        <w:t>{{ faculty_chairman_name }}</w:t>
         <w:br/>
-        <w:t>Faculty Chairman, ACM SVNIT</w:t>
+        <w:t>ACM NIT-Surat</w:t>
       </w:r>
     </w:p>
     <w:sectPr>
+      <w:headerReference w:type="default" r:id="rId9"/>
+      <w:footerReference w:type="default" r:id="rId10"/>
       <w:pgSz w:w="12240" w:h="15840"/>
-      <w:pgMar w:top="1008" w:right="1152" w:bottom="1008" w:left="1152" w:header="720" w:footer="720" w:gutter="0"/>
+      <w:pgMar w:top="864" w:right="1008" w:bottom="864" w:left="1008" w:header="720" w:footer="720" w:gutter="0"/>
       <w:cols w:space="720"/>
       <w:docGrid w:linePitch="360"/>
     </w:sectPr>
   </w:body>
 </w:document>
+</file>
+
+<file path=word/footer1.xml><?xml version="1.0" encoding="utf-8"?>
+<w:ftr xmlns:m="http://schemas.openxmlformats.org/officeDocument/2006/math" xmlns:mc="http://schemas.openxmlformats.org/markup-compatibility/2006" xmlns:mo="http://schemas.microsoft.com/office/mac/office/2008/main" xmlns:mv="urn:schemas-microsoft-com:mac:vml" xmlns:o="urn:schemas-microsoft-com:office:office" xmlns:r="http://schemas.openxmlformats.org/officeDocument/2006/relationships" xmlns:v="urn:schemas-microsoft-com:vml" xmlns:w10="urn:schemas-microsoft-com:office:word" xmlns:w14="http://schemas.microsoft.com/office/word/2010/wordml" xmlns:w="http://schemas.openxmlformats.org/wordprocessingml/2006/main" xmlns:wne="http://schemas.microsoft.com/office/word/2006/wordml" xmlns:wp14="http://schemas.microsoft.com/office/word/2010/wordprocessingDrawing" xmlns:wp="http://schemas.openxmlformats.org/drawingml/2006/wordprocessingDrawing" xmlns:wpc="http://schemas.microsoft.com/office/word/2010/wordprocessingCanvas" xmlns:wpg="http://schemas.microsoft.com/office/word/2010/wordprocessingGroup" xmlns:wpi="http://schemas.microsoft.com/office/word/2010/wordprocessingInk" xmlns:wps="http://schemas.microsoft.com/office/word/2010/wordprocessingShape" mc:Ignorable="w14 wp14">
+  <w:p>
+    <w:pPr>
+      <w:pStyle w:val="Footer"/>
+      <w:jc w:val="right"/>
+    </w:pPr>
+    <w:r>
+      <w:rPr>
+        <w:rFonts w:ascii="Times New Roman" w:hAnsi="Times New Roman"/>
+        <w:color w:val="666666"/>
+        <w:sz w:val="18"/>
+      </w:rPr>
+      <w:t xml:space="preserve">Page </w:t>
+    </w:r>
+    <w:fldSimple w:instr="PAGE"/>
+    <w:r>
+      <w:rPr>
+        <w:rFonts w:ascii="Times New Roman" w:hAnsi="Times New Roman"/>
+        <w:color w:val="666666"/>
+        <w:sz w:val="18"/>
+      </w:rPr>
+      <w:t xml:space="preserve"> of </w:t>
+    </w:r>
+    <w:fldSimple w:instr="NUMPAGES"/>
+  </w:p>
+</w:ftr>
+</file>
+
+<file path=word/header1.xml><?xml version="1.0" encoding="utf-8"?>
+<w:hdr xmlns:m="http://schemas.openxmlformats.org/officeDocument/2006/math" xmlns:mc="http://schemas.openxmlformats.org/markup-compatibility/2006" xmlns:mo="http://schemas.microsoft.com/office/mac/office/2008/main" xmlns:mv="urn:schemas-microsoft-com:mac:vml" xmlns:o="urn:schemas-microsoft-com:office:office" xmlns:r="http://schemas.openxmlformats.org/officeDocument/2006/relationships" xmlns:v="urn:schemas-microsoft-com:vml" xmlns:w10="urn:schemas-microsoft-com:office:word" xmlns:w14="http://schemas.microsoft.com/office/word/2010/wordml" xmlns:w="http://schemas.openxmlformats.org/wordprocessingml/2006/main" xmlns:wne="http://schemas.microsoft.com/office/word/2006/wordml" xmlns:wp14="http://schemas.microsoft.com/office/word/2010/wordprocessingDrawing" xmlns:wp="http://schemas.openxmlformats.org/drawingml/2006/wordprocessingDrawing" xmlns:wpc="http://schemas.microsoft.com/office/word/2010/wordprocessingCanvas" xmlns:wpg="http://schemas.microsoft.com/office/word/2010/wordprocessingGroup" xmlns:wpi="http://schemas.microsoft.com/office/word/2010/wordprocessingInk" xmlns:wps="http://schemas.microsoft.com/office/word/2010/wordprocessingShape" mc:Ignorable="w14 wp14">
+  <w:p>
+    <w:pPr>
+      <w:pStyle w:val="Header"/>
+    </w:pPr>
+    <w:r/>
+  </w:p>
+  <w:tbl>
+    <w:tblPr>
+      <w:tblW w:type="auto" w:w="0"/>
+      <w:jc w:val="center"/>
+      <w:tblLook w:firstColumn="1" w:firstRow="1" w:lastColumn="0" w:lastRow="0" w:noHBand="0" w:noVBand="1" w:val="04A0"/>
+    </w:tblPr>
+    <w:tblGrid>
+      <w:gridCol w:w="1584"/>
+      <w:gridCol w:w="6624"/>
+      <w:gridCol w:w="1584"/>
+    </w:tblGrid>
+    <w:tr>
+      <w:tc>
+        <w:tcPr>
+          <w:tcW w:type="dxa" w:w="3264"/>
+          <w:vAlign w:val="center"/>
+          <w:tcBorders>
+            <w:top w:val="none"/>
+            <w:left w:val="none"/>
+            <w:bottom w:val="none"/>
+            <w:right w:val="none"/>
+          </w:tcBorders>
+        </w:tcPr>
+        <w:p>
+          <w:pPr>
+            <w:jc w:val="left"/>
+          </w:pPr>
+          <w:r>
+            <w:drawing>
+              <wp:inline xmlns:a="http://schemas.openxmlformats.org/drawingml/2006/main" xmlns:pic="http://schemas.openxmlformats.org/drawingml/2006/picture">
+                <wp:extent cx="777240" cy="743690"/>
+                <wp:docPr id="1" name="Picture 1"/>
+                <wp:cNvGraphicFramePr>
+                  <a:graphicFrameLocks noChangeAspect="1"/>
+                </wp:cNvGraphicFramePr>
+                <a:graphic>
+                  <a:graphicData uri="http://schemas.openxmlformats.org/drawingml/2006/picture">
+                    <pic:pic>
+                      <pic:nvPicPr>
+                        <pic:cNvPr id="0" name="svnit_logo.png"/>
+                        <pic:cNvPicPr/>
+                      </pic:nvPicPr>
+                      <pic:blipFill>
+                        <a:blip r:embed="rId1"/>
+                        <a:stretch>
+                          <a:fillRect/>
+                        </a:stretch>
+                      </pic:blipFill>
+                      <pic:spPr>
+                        <a:xfrm>
+                          <a:off x="0" y="0"/>
+                          <a:ext cx="777240" cy="743690"/>
+                        </a:xfrm>
+                        <a:prstGeom prst="rect"/>
+                      </pic:spPr>
+                    </pic:pic>
+                  </a:graphicData>
+                </a:graphic>
+              </wp:inline>
+            </w:drawing>
+          </w:r>
+        </w:p>
+      </w:tc>
+      <w:tc>
+        <w:tcPr>
+          <w:tcW w:type="dxa" w:w="3264"/>
+          <w:vAlign w:val="center"/>
+          <w:tcBorders>
+            <w:top w:val="none"/>
+            <w:left w:val="none"/>
+            <w:bottom w:val="none"/>
+            <w:right w:val="none"/>
+          </w:tcBorders>
+        </w:tcPr>
+        <w:p>
+          <w:pPr>
+            <w:jc w:val="center"/>
+          </w:pPr>
+          <w:r>
+            <w:rPr>
+              <w:rFonts w:ascii="Times New Roman" w:hAnsi="Times New Roman"/>
+              <w:b/>
+              <w:color w:val="4F81BD"/>
+              <w:sz w:val="24"/>
+            </w:rPr>
+            <w:t>ASSOCIATION for COMPUTING MACHINERY</w:t>
+            <w:br/>
+          </w:r>
+          <w:r>
+            <w:rPr>
+              <w:rFonts w:ascii="Times New Roman" w:hAnsi="Times New Roman"/>
+              <w:b/>
+              <w:color w:val="222222"/>
+              <w:sz w:val="17"/>
+            </w:rPr>
+            <w:t>SARDAR VALLABHBHAI NATIONAL INSTITUTE OF TECHNOLOGY, SURAT</w:t>
+          </w:r>
+        </w:p>
+      </w:tc>
+      <w:tc>
+        <w:tcPr>
+          <w:tcW w:type="dxa" w:w="3264"/>
+          <w:vAlign w:val="center"/>
+          <w:tcBorders>
+            <w:top w:val="none"/>
+            <w:left w:val="none"/>
+            <w:bottom w:val="none"/>
+            <w:right w:val="none"/>
+          </w:tcBorders>
+        </w:tcPr>
+        <w:p>
+          <w:pPr>
+            <w:jc w:val="right"/>
+          </w:pPr>
+          <w:r>
+            <w:drawing>
+              <wp:inline xmlns:a="http://schemas.openxmlformats.org/drawingml/2006/main" xmlns:pic="http://schemas.openxmlformats.org/drawingml/2006/picture">
+                <wp:extent cx="777240" cy="777240"/>
+                <wp:docPr id="2" name="Picture 2"/>
+                <wp:cNvGraphicFramePr>
+                  <a:graphicFrameLocks noChangeAspect="1"/>
+                </wp:cNvGraphicFramePr>
+                <a:graphic>
+                  <a:graphicData uri="http://schemas.openxmlformats.org/drawingml/2006/picture">
+                    <pic:pic>
+                      <pic:nvPicPr>
+                        <pic:cNvPr id="0" name="acm_logo.png"/>
+                        <pic:cNvPicPr/>
+                      </pic:nvPicPr>
+                      <pic:blipFill>
+                        <a:blip r:embed="rId2"/>
+                        <a:stretch>
+                          <a:fillRect/>
+                        </a:stretch>
+                      </pic:blipFill>
+                      <pic:spPr>
+                        <a:xfrm>
+                          <a:off x="0" y="0"/>
+                          <a:ext cx="777240" cy="777240"/>
+                        </a:xfrm>
+                        <a:prstGeom prst="rect"/>
+                      </pic:spPr>
+                    </pic:pic>
+                  </a:graphicData>
+                </a:graphic>
+              </wp:inline>
+            </w:drawing>
+          </w:r>
+        </w:p>
+      </w:tc>
+    </w:tr>
+  </w:tbl>
+  <w:p>
+    <w:pPr>
+      <w:spacing w:before="80" w:after="160"/>
+      <w:pBdr>
+        <w:bottom w:val="single" w:sz="8" w:space="1" w:color="4F81BD"/>
+      </w:pBdr>
+    </w:pPr>
+  </w:p>
+</w:hdr>
 </file>
 
 <file path=word/numbering.xml><?xml version="1.0" encoding="utf-8"?>
